--- a/WriteUp - Exfiltration sur l'intranet ESD.docx
+++ b/WriteUp - Exfiltration sur l'intranet ESD.docx
@@ -1505,7 +1505,7 @@
           <w:sz w:val="21"/>
           <w:szCs w:val="21"/>
         </w:rPr>
-        <w:t xml:space="preserve"> RXhhbTNuX0JsYW5jX0VTREI1 contient la clé de l'archive, encodée en Base64.</w:t>
+        <w:t xml:space="preserve"> RXhhbTNuX0JsYW5jX05FU0RfMDA2 contient la clé de l'archive, encodée en Base64.</w:t>
       </w:r>
     </w:p>
     <w:p>

--- a/WriteUp - Exfiltration sur l'intranet ESD.docx
+++ b/WriteUp - Exfiltration sur l'intranet ESD.docx
@@ -453,7 +453,7 @@
                 <w:sz w:val="20"/>
                 <w:szCs w:val="20"/>
               </w:rPr>
-              <w:t>Difficile (300 pts)</w:t>
+              <w:t>Intermédiaire (200 pts)</w:t>
             </w:r>
           </w:p>
         </w:tc>
